--- a/07_submission_v1.19.1/Reporting_Summary.docx
+++ b/07_submission_v1.19.1/Reporting_Summary.docx
@@ -349,7 +349,7 @@
           <w:b w:val="0"/>
           <w:i w:val="0"/>
         </w:rPr>
-        <w:t>Zenodo DOI: [AUTHOR: will be minted on acceptance].</w:t>
+        <w:t>Zenodo DOI: 10.5281/zenodo.23042366.</w:t>
       </w:r>
     </w:p>
     <w:sectPr>
